--- a/Programacion II/Kit docente/Clase 13/Solucion Taller Clase 13 - VetCare.docx
+++ b/Programacion II/Kit docente/Clase 13/Solucion Taller Clase 13 - VetCare.docx
@@ -72,7 +72,7 @@
           <w:color w:val="2B2B2B"/>
           <w:sz w:val="22"/>
         </w:rPr>
-        <w:t>Paso 1 resuelto. En vetcare/excepciones/DatoInvalidoException.java escriba: public class DatoInvalidoException extends Exception { public DatoInvalidoException(String mensaje) { super(mensaje); } }. El constructor no hace nada raro: recibe el texto y se lo pasa a super(mensaje), que es lo que despues devuelve e.getMessage(). Al extender Exception y no RuntimeException la excepcion queda checked, y eso es exactamente lo que buscamos: el compilador obligara a que cualquiera que llame a setEdad la declare con throws o la capture, de modo que nadie la ignore por descuido.</w:t>
+        <w:t>Paso 1 resuelto. En clinica/excepciones/DatoInvalidoException.java escriba: public class DatoInvalidoException extends Exception { public DatoInvalidoException(String mensaje) { super(mensaje); } }. El constructor no hace nada raro: recibe el texto y se lo pasa a super(mensaje), que es lo que despues devuelve e.getMessage(). Al extender Exception y no RuntimeException la excepcion queda checked, y eso es exactamente lo que buscamos: el compilador obligara a que cualquiera que llame a setEdad la declare con throws o la capture, de modo que nadie la ignore por descuido.</w:t>
       </w:r>
     </w:p>
     <w:p>
